--- a/pr-preview/pr-357/chapters/slides-posters-figures.docx
+++ b/pr-preview/pr-357/chapters/slides-posters-figures.docx
@@ -15,7 +15,7 @@
         <w:pStyle w:val="Date"/>
       </w:pPr>
       <w:r>
-        <w:t xml:space="preserve">Last modified: 2026-10-26 00:43:48 (PDT)</w:t>
+        <w:t xml:space="preserve">Last modified: 2026-10-26 01:28:21 (PDT)</w:t>
       </w:r>
     </w:p>
     <w:p>
@@ -856,72 +856,144 @@
         <w:t xml:space="preserve"> </w:t>
       </w:r>
       <w:r>
-        <w:t xml:space="preserve">so a reader who sees only the float learns its point without following a link.</w:t>
-      </w:r>
-      <w:r>
-        <w:t xml:space="preserve"> </w:t>
-      </w:r>
-      <w:r>
-        <w:t xml:space="preserve">A cross-reference to the example or section it illustrates may follow as support,</w:t>
-      </w:r>
-      <w:r>
-        <w:t xml:space="preserve"> </w:t>
-      </w:r>
-      <w:r>
-        <w:t xml:space="preserve">but it never replaces that sentence:</w:t>
-      </w:r>
-      <w:r>
-        <w:t xml:space="preserve"> </w:t>
-      </w:r>
-      <w:r>
-        <w:t xml:space="preserve">“The slope of the logistic function at the scores of</w:t>
+        <w:t xml:space="preserve">so a reader who sees only the figure or table learns its point without following a link.</w:t>
+      </w:r>
+      <w:r>
+        <w:t xml:space="preserve"> </w:t>
+      </w:r>
+      <w:r>
+        <w:t xml:space="preserve">A cross-reference to the example or section that the figure or table illustrates may support that sentence,</w:t>
+      </w:r>
+      <w:r>
+        <w:t xml:space="preserve"> </w:t>
+      </w:r>
+      <w:r>
+        <w:t xml:space="preserve">placed after the sentence or in parentheses within it,</w:t>
+      </w:r>
+      <w:r>
+        <w:t xml:space="preserve"> </w:t>
+      </w:r>
+      <w:r>
+        <w:t xml:space="preserve">but the cross-reference never replaces the sentence.</w:t>
+      </w:r>
+      <w:r>
+        <w:t xml:space="preserve"> </w:t>
+      </w:r>
+      <w:r>
+        <w:t xml:space="preserve">Two captions for the same figure show the difference:</w:t>
+      </w:r>
+    </w:p>
+    <w:p>
+      <w:pPr>
+        <w:pStyle w:val="Compact"/>
+        <w:numPr>
+          <w:ilvl w:val="0"/>
+          <w:numId w:val="1004"/>
+        </w:numPr>
+      </w:pPr>
+      <w:r>
+        <w:t xml:space="preserve">Pointer only:</w:t>
+      </w:r>
+      <w:r>
+        <w:t xml:space="preserve"> </w:t>
+      </w:r>
+      <w:r>
+        <w:t xml:space="preserve">“The symmetry of</w:t>
       </w:r>
       <w:r>
         <w:t xml:space="preserve"> </w:t>
       </w:r>
       <w:r>
         <w:rPr>
-          <w:b/>
-          <w:bCs/>
+          <w:rStyle w:val="VerbatimChar"/>
         </w:rPr>
-        <w:t xml:space="preserve">?@exm-x</w:t>
-      </w:r>
-      <w:r>
-        <w:t xml:space="preserve">”</w:t>
-      </w:r>
-      <w:r>
-        <w:t xml:space="preserve"> </w:t>
-      </w:r>
-      <w:r>
-        <w:t xml:space="preserve">says nothing until the reader looks up the example,</w:t>
-      </w:r>
-      <w:r>
-        <w:t xml:space="preserve"> </w:t>
-      </w:r>
-      <w:r>
-        <w:t xml:space="preserve">while</w:t>
-      </w:r>
-      <w:r>
-        <w:t xml:space="preserve"> </w:t>
-      </w:r>
-      <w:r>
-        <w:t xml:space="preserve">“The slope of the logistic function falls from its peak at 0 to near zero at 5 (</w:t>
+        <w:t xml:space="preserve">@exm-x</w:t>
+      </w:r>
+      <w:r>
+        <w:t xml:space="preserve">.”</w:t>
+      </w:r>
+      <w:r>
+        <w:t xml:space="preserve"> </w:t>
+      </w:r>
+      <w:r>
+        <w:t xml:space="preserve">The reader learns nothing until following the link.</w:t>
+      </w:r>
+    </w:p>
+    <w:p>
+      <w:pPr>
+        <w:pStyle w:val="Compact"/>
+        <w:numPr>
+          <w:ilvl w:val="0"/>
+          <w:numId w:val="1004"/>
+        </w:numPr>
+      </w:pPr>
+      <w:r>
+        <w:t xml:space="preserve">Self-contained:</w:t>
+      </w:r>
+      <w:r>
+        <w:t xml:space="preserve"> </w:t>
+      </w:r>
+      <w:r>
+        <w:t xml:space="preserve">“The logistic function at -2 is as high as one minus its value at 2 (</w:t>
       </w:r>
       <w:r>
         <w:rPr>
-          <w:b/>
-          <w:bCs/>
+          <w:rStyle w:val="VerbatimChar"/>
         </w:rPr>
-        <w:t xml:space="preserve">?@exm-x</w:t>
-      </w:r>
-      <w:r>
-        <w:t xml:space="preserve">)”</w:t>
-      </w:r>
-      <w:r>
-        <w:t xml:space="preserve"> </w:t>
-      </w:r>
-      <w:r>
-        <w:t xml:space="preserve">does.</w:t>
+        <w:t xml:space="preserve">@exm-x</w:t>
+      </w:r>
+      <w:r>
+        <w:t xml:space="preserve">).”</w:t>
+      </w:r>
+      <w:r>
+        <w:t xml:space="preserve"> </w:t>
+      </w:r>
+      <w:r>
+        <w:t xml:space="preserve">The reader learns the point at once.</w:t>
+      </w:r>
+    </w:p>
+    <w:p>
+      <w:pPr>
+        <w:pStyle w:val="FirstParagraph"/>
+      </w:pPr>
+      <w:r>
+        <w:t xml:space="preserve">Lead with a well-labeled figure or table</w:t>
+      </w:r>
+      <w:r>
+        <w:t xml:space="preserve"> </w:t>
+      </w:r>
+      <w:r>
+        <w:t xml:space="preserve">instead of a long paragraph that describes a pipeline or compares groups.</w:t>
+      </w:r>
+      <w:r>
+        <w:t xml:space="preserve"> </w:t>
+      </w:r>
+      <w:r>
+        <w:t xml:space="preserve">Use a diagram for a conceptual model, such as a directed acyclic graph (DAG),</w:t>
+      </w:r>
+      <w:r>
+        <w:t xml:space="preserve"> </w:t>
+      </w:r>
+      <w:r>
+        <w:t xml:space="preserve">and for a process, such as a participant flow (CONSORT) diagram or a workflow schematic.</w:t>
+      </w:r>
+      <w:r>
+        <w:t xml:space="preserve"> </w:t>
+      </w:r>
+      <w:r>
+        <w:t xml:space="preserve">Let the text interpret what the figure shows</w:t>
+      </w:r>
+      <w:r>
+        <w:t xml:space="preserve"> </w:t>
+      </w:r>
+      <w:r>
+        <w:t xml:space="preserve">instead of listing every number the reader can already see in it.</w:t>
+      </w:r>
+      <w:r>
+        <w:t xml:space="preserve"> </w:t>
+      </w:r>
+      <w:r>
+        <w:t xml:space="preserve">Give the key estimates in the text and point to the figure for the rest.</w:t>
       </w:r>
     </w:p>
     <w:p>
@@ -929,50 +1001,6 @@
         <w:pStyle w:val="BodyText"/>
       </w:pPr>
       <w:r>
-        <w:t xml:space="preserve">Lead with a well-labeled figure or table</w:t>
-      </w:r>
-      <w:r>
-        <w:t xml:space="preserve"> </w:t>
-      </w:r>
-      <w:r>
-        <w:t xml:space="preserve">instead of a long paragraph that describes a pipeline or compares groups.</w:t>
-      </w:r>
-      <w:r>
-        <w:t xml:space="preserve"> </w:t>
-      </w:r>
-      <w:r>
-        <w:t xml:space="preserve">Use a diagram for a conceptual model, such as a directed acyclic graph (DAG),</w:t>
-      </w:r>
-      <w:r>
-        <w:t xml:space="preserve"> </w:t>
-      </w:r>
-      <w:r>
-        <w:t xml:space="preserve">and for a process, such as a participant flow (CONSORT) diagram or a workflow schematic.</w:t>
-      </w:r>
-      <w:r>
-        <w:t xml:space="preserve"> </w:t>
-      </w:r>
-      <w:r>
-        <w:t xml:space="preserve">Let the text interpret what the figure shows</w:t>
-      </w:r>
-      <w:r>
-        <w:t xml:space="preserve"> </w:t>
-      </w:r>
-      <w:r>
-        <w:t xml:space="preserve">instead of listing every number the reader can already see in it.</w:t>
-      </w:r>
-      <w:r>
-        <w:t xml:space="preserve"> </w:t>
-      </w:r>
-      <w:r>
-        <w:t xml:space="preserve">Give the key estimates in the text and point to the figure for the rest.</w:t>
-      </w:r>
-    </w:p>
-    <w:p>
-      <w:pPr>
-        <w:pStyle w:val="BodyText"/>
-      </w:pPr>
-      <w:r>
         <w:t xml:space="preserve">A clear figure lets a reader check a result without help from the text.</w:t>
       </w:r>
       <w:r>
@@ -987,7 +1015,7 @@
         <w:pStyle w:val="Compact"/>
         <w:numPr>
           <w:ilvl w:val="0"/>
-          <w:numId w:val="1004"/>
+          <w:numId w:val="1005"/>
         </w:numPr>
       </w:pPr>
       <w:r>
@@ -999,7 +1027,7 @@
         <w:pStyle w:val="Compact"/>
         <w:numPr>
           <w:ilvl w:val="0"/>
-          <w:numId w:val="1004"/>
+          <w:numId w:val="1005"/>
         </w:numPr>
       </w:pPr>
       <w:r>
@@ -1011,7 +1039,7 @@
         <w:pStyle w:val="Compact"/>
         <w:numPr>
           <w:ilvl w:val="0"/>
-          <w:numId w:val="1004"/>
+          <w:numId w:val="1005"/>
         </w:numPr>
       </w:pPr>
       <w:r>
@@ -1023,7 +1051,7 @@
         <w:pStyle w:val="Compact"/>
         <w:numPr>
           <w:ilvl w:val="0"/>
-          <w:numId w:val="1004"/>
+          <w:numId w:val="1005"/>
         </w:numPr>
       </w:pPr>
       <w:r>
@@ -1065,7 +1093,7 @@
         <w:pStyle w:val="Compact"/>
         <w:numPr>
           <w:ilvl w:val="0"/>
-          <w:numId w:val="1004"/>
+          <w:numId w:val="1005"/>
         </w:numPr>
       </w:pPr>
       <w:r>
@@ -1104,7 +1132,7 @@
         <w:pStyle w:val="Compact"/>
         <w:numPr>
           <w:ilvl w:val="0"/>
-          <w:numId w:val="1004"/>
+          <w:numId w:val="1005"/>
         </w:numPr>
       </w:pPr>
       <w:r>
@@ -1116,7 +1144,7 @@
         <w:pStyle w:val="Compact"/>
         <w:numPr>
           <w:ilvl w:val="0"/>
-          <w:numId w:val="1004"/>
+          <w:numId w:val="1005"/>
         </w:numPr>
       </w:pPr>
       <w:r>
@@ -1189,7 +1217,7 @@
         <w:pStyle w:val="Compact"/>
         <w:numPr>
           <w:ilvl w:val="0"/>
-          <w:numId w:val="1004"/>
+          <w:numId w:val="1005"/>
         </w:numPr>
       </w:pPr>
       <w:r>
@@ -1201,7 +1229,7 @@
         <w:pStyle w:val="Compact"/>
         <w:numPr>
           <w:ilvl w:val="0"/>
-          <w:numId w:val="1004"/>
+          <w:numId w:val="1005"/>
         </w:numPr>
       </w:pPr>
       <w:r>
@@ -1219,7 +1247,7 @@
         <w:pStyle w:val="Compact"/>
         <w:numPr>
           <w:ilvl w:val="0"/>
-          <w:numId w:val="1004"/>
+          <w:numId w:val="1005"/>
         </w:numPr>
       </w:pPr>
       <w:r>
@@ -1282,7 +1310,7 @@
         <w:pStyle w:val="Compact"/>
         <w:numPr>
           <w:ilvl w:val="0"/>
-          <w:numId w:val="1004"/>
+          <w:numId w:val="1005"/>
         </w:numPr>
       </w:pPr>
       <w:r>
@@ -1294,7 +1322,7 @@
         <w:pStyle w:val="Compact"/>
         <w:numPr>
           <w:ilvl w:val="0"/>
-          <w:numId w:val="1004"/>
+          <w:numId w:val="1005"/>
         </w:numPr>
       </w:pPr>
       <w:r>
@@ -1306,7 +1334,7 @@
         <w:pStyle w:val="Compact"/>
         <w:numPr>
           <w:ilvl w:val="0"/>
-          <w:numId w:val="1004"/>
+          <w:numId w:val="1005"/>
         </w:numPr>
       </w:pPr>
       <w:r>
@@ -1326,7 +1354,7 @@
         <w:pStyle w:val="Compact"/>
         <w:numPr>
           <w:ilvl w:val="0"/>
-          <w:numId w:val="1005"/>
+          <w:numId w:val="1006"/>
         </w:numPr>
       </w:pPr>
       <w:r>
@@ -1344,7 +1372,7 @@
         <w:pStyle w:val="Compact"/>
         <w:numPr>
           <w:ilvl w:val="0"/>
-          <w:numId w:val="1005"/>
+          <w:numId w:val="1006"/>
         </w:numPr>
       </w:pPr>
       <w:hyperlink r:id="rId22">
@@ -1433,7 +1461,7 @@
         <w:pStyle w:val="Compact"/>
         <w:numPr>
           <w:ilvl w:val="0"/>
-          <w:numId w:val="1006"/>
+          <w:numId w:val="1007"/>
         </w:numPr>
       </w:pPr>
       <w:r>
@@ -1451,7 +1479,7 @@
         <w:pStyle w:val="Compact"/>
         <w:numPr>
           <w:ilvl w:val="0"/>
-          <w:numId w:val="1006"/>
+          <w:numId w:val="1007"/>
         </w:numPr>
       </w:pPr>
       <w:r>
@@ -1469,7 +1497,7 @@
         <w:pStyle w:val="Compact"/>
         <w:numPr>
           <w:ilvl w:val="0"/>
-          <w:numId w:val="1006"/>
+          <w:numId w:val="1007"/>
         </w:numPr>
       </w:pPr>
       <w:r>
@@ -1487,7 +1515,7 @@
         <w:pStyle w:val="Compact"/>
         <w:numPr>
           <w:ilvl w:val="0"/>
-          <w:numId w:val="1006"/>
+          <w:numId w:val="1007"/>
         </w:numPr>
       </w:pPr>
       <w:r>
@@ -1545,7 +1573,7 @@
         <w:pStyle w:val="Compact"/>
         <w:numPr>
           <w:ilvl w:val="0"/>
-          <w:numId w:val="1006"/>
+          <w:numId w:val="1007"/>
         </w:numPr>
       </w:pPr>
       <w:r>
@@ -2179,6 +2207,9 @@
     <w:abstractNumId w:val="991"/>
   </w:num>
   <w:num w:numId="1006">
+    <w:abstractNumId w:val="991"/>
+  </w:num>
+  <w:num w:numId="1007">
     <w:abstractNumId w:val="991"/>
   </w:num>
 </w:numbering>

--- a/pr-preview/pr-357/chapters/slides-posters-figures.docx
+++ b/pr-preview/pr-357/chapters/slides-posters-figures.docx
@@ -15,7 +15,7 @@
         <w:pStyle w:val="Date"/>
       </w:pPr>
       <w:r>
-        <w:t xml:space="preserve">Last modified: 2026-10-26 01:28:21 (PDT)</w:t>
+        <w:t xml:space="preserve">Last modified: 2026-10-26 01:40:54 (PDT)</w:t>
       </w:r>
     </w:p>
     <w:p>
@@ -868,7 +868,7 @@
         <w:t xml:space="preserve"> </w:t>
       </w:r>
       <w:r>
-        <w:t xml:space="preserve">placed after the sentence or in parentheses within it,</w:t>
+        <w:t xml:space="preserve">either after the sentence or in parentheses within the sentence,</w:t>
       </w:r>
       <w:r>
         <w:t xml:space="preserve"> </w:t>
@@ -934,7 +934,55 @@
         <w:t xml:space="preserve"> </w:t>
       </w:r>
       <w:r>
-        <w:t xml:space="preserve">“The logistic function at -2 is as high as one minus its value at 2 (</w:t>
+        <w:t xml:space="preserve">“The logistic function at</w:t>
+      </w:r>
+      <w:r>
+        <w:t xml:space="preserve"> </w:t>
+      </w:r>
+      <m:oMath>
+        <m:r>
+          <m:rPr>
+            <m:sty m:val="p"/>
+          </m:rPr>
+          <m:t>−</m:t>
+        </m:r>
+        <m:r>
+          <m:t>2</m:t>
+        </m:r>
+      </m:oMath>
+      <w:r>
+        <w:t xml:space="preserve"> </w:t>
+      </w:r>
+      <w:r>
+        <w:t xml:space="preserve">is as high as</w:t>
+      </w:r>
+      <w:r>
+        <w:t xml:space="preserve"> </w:t>
+      </w:r>
+      <m:oMath>
+        <m:r>
+          <m:t>1</m:t>
+        </m:r>
+      </m:oMath>
+      <w:r>
+        <w:t xml:space="preserve"> </w:t>
+      </w:r>
+      <w:r>
+        <w:t xml:space="preserve">minus its value at</w:t>
+      </w:r>
+      <w:r>
+        <w:t xml:space="preserve"> </w:t>
+      </w:r>
+      <m:oMath>
+        <m:r>
+          <m:t>2</m:t>
+        </m:r>
+      </m:oMath>
+      <w:r>
+        <w:t xml:space="preserve"> </w:t>
+      </w:r>
+      <w:r>
+        <w:t xml:space="preserve">(</w:t>
       </w:r>
       <w:r>
         <w:rPr>
